--- a/Fixed Theory Script.docx
+++ b/Fixed Theory Script.docx
@@ -906,28 +906,14 @@
           <w:sz w:val="28"/>
           <w:szCs w:val="28"/>
         </w:rPr>
-        <w:t>She goes on to establish</w:t>
-      </w:r>
-      <w:r>
-        <w:rPr>
-          <w:sz w:val="28"/>
-          <w:szCs w:val="28"/>
-        </w:rPr>
-        <w:t xml:space="preserve"> </w:t>
-      </w:r>
-      <w:r>
-        <w:rPr>
-          <w:sz w:val="28"/>
-          <w:szCs w:val="28"/>
-        </w:rPr>
-        <w:t xml:space="preserve">four special cases where descriptive representation becomes particularly important. </w:t>
-      </w:r>
-      <w:r>
-        <w:rPr>
-          <w:sz w:val="28"/>
-          <w:szCs w:val="28"/>
-        </w:rPr>
-        <w:t>These are generally circumstances that follow a groups historical exclusion from representation, and include contexts where there is communicative distrust of the dominant group by the subordinate or excluded group, contexts where interests are as she calls it “</w:t>
+        <w:t xml:space="preserve">She goes on to establish </w:t>
+      </w:r>
+      <w:r>
+        <w:rPr>
+          <w:sz w:val="28"/>
+          <w:szCs w:val="28"/>
+        </w:rPr>
+        <w:t>four special cases where descriptive representation becomes particularly important. These are generally circumstances that follow a groups historical exclusion from representation, and include contexts where there is communicative distrust of the dominant group by the subordinate or excluded group, contexts where interests are as she calls it “</w:t>
       </w:r>
       <w:proofErr w:type="spellStart"/>
       <w:r>
@@ -975,14 +961,7 @@
           <w:sz w:val="28"/>
           <w:szCs w:val="28"/>
         </w:rPr>
-        <w:t>I'll walk through each briefly because I want to show how carceral constituencies map onto — and in some ways exceed — each one.</w:t>
-      </w:r>
-      <w:r>
-        <w:rPr>
-          <w:sz w:val="28"/>
-          <w:szCs w:val="28"/>
-        </w:rPr>
-        <w:t xml:space="preserve"> </w:t>
+        <w:t xml:space="preserve">I'll walk through each briefly because I want to show how carceral constituencies map onto — and in some ways exceed — each one. </w:t>
       </w:r>
     </w:p>
     <w:p>
@@ -1046,119 +1025,7 @@
           <w:sz w:val="28"/>
           <w:szCs w:val="28"/>
         </w:rPr>
-        <w:t xml:space="preserve"> in legislatures. One is communicative distrust: when there's a history of dominance between groups, that history breeds inattention from the powerful and distrust from the marginalized. Non-descriptive representatives may simply be unable to serve as effective surrogates, because the vertical communication between representatives and constituents that responsiveness depends on has broken down. Shared experience helps repair that channel. </w:t>
-      </w:r>
-      <w:r>
-        <w:rPr>
-          <w:sz w:val="28"/>
-          <w:szCs w:val="28"/>
-        </w:rPr>
-        <w:t>Mansbridge’s second factor</w:t>
-      </w:r>
-      <w:r>
-        <w:rPr>
-          <w:sz w:val="28"/>
-          <w:szCs w:val="28"/>
-        </w:rPr>
-        <w:t xml:space="preserve"> is uncrystallized interests: the excluded group’s interests haven’t been in her view </w:t>
-      </w:r>
-      <w:r>
-        <w:rPr>
-          <w:sz w:val="28"/>
-          <w:szCs w:val="28"/>
-        </w:rPr>
-        <w:t xml:space="preserve">been </w:t>
-      </w:r>
-      <w:r>
-        <w:rPr>
-          <w:sz w:val="28"/>
-          <w:szCs w:val="28"/>
-        </w:rPr>
-        <w:t>articulated</w:t>
-      </w:r>
-      <w:r>
-        <w:rPr>
-          <w:sz w:val="28"/>
-          <w:szCs w:val="28"/>
-        </w:rPr>
-        <w:t>. T</w:t>
-      </w:r>
-      <w:r>
-        <w:rPr>
-          <w:sz w:val="28"/>
-          <w:szCs w:val="28"/>
-        </w:rPr>
-        <w:t>his is especially important in moments of policy innovation</w:t>
-      </w:r>
-      <w:r>
-        <w:rPr>
-          <w:sz w:val="28"/>
-          <w:szCs w:val="28"/>
-        </w:rPr>
-        <w:t xml:space="preserve"> or </w:t>
-      </w:r>
-      <w:r>
-        <w:rPr>
-          <w:sz w:val="28"/>
-          <w:szCs w:val="28"/>
-        </w:rPr>
-        <w:t xml:space="preserve">when issues </w:t>
-      </w:r>
-      <w:r>
-        <w:rPr>
-          <w:sz w:val="28"/>
-          <w:szCs w:val="28"/>
-        </w:rPr>
-        <w:t xml:space="preserve">affecting the excluded group </w:t>
-      </w:r>
-      <w:r>
-        <w:rPr>
-          <w:sz w:val="28"/>
-          <w:szCs w:val="28"/>
-        </w:rPr>
-        <w:t>are new to the political agenda</w:t>
-      </w:r>
-      <w:r>
-        <w:rPr>
-          <w:sz w:val="28"/>
-          <w:szCs w:val="28"/>
-        </w:rPr>
-        <w:t>. In this case,</w:t>
-      </w:r>
-      <w:r>
-        <w:rPr>
-          <w:sz w:val="28"/>
-          <w:szCs w:val="28"/>
-        </w:rPr>
-        <w:t xml:space="preserve"> parties haven't organized around them, candidates haven't taken public positions</w:t>
-      </w:r>
-      <w:r>
-        <w:rPr>
-          <w:sz w:val="28"/>
-          <w:szCs w:val="28"/>
-        </w:rPr>
-        <w:t xml:space="preserve">. Descriptive representatives here can help organize preferences into interests and inform deliberation on policy that will affect the excluded group </w:t>
-      </w:r>
-      <w:r>
-        <w:rPr>
-          <w:sz w:val="28"/>
-          <w:szCs w:val="28"/>
-        </w:rPr>
-        <w:t xml:space="preserve">— </w:t>
-      </w:r>
-      <w:r>
-        <w:rPr>
-          <w:sz w:val="28"/>
-          <w:szCs w:val="28"/>
-        </w:rPr>
-        <w:t>and themselves</w:t>
-      </w:r>
-      <w:r>
-        <w:rPr>
-          <w:sz w:val="28"/>
-          <w:szCs w:val="28"/>
-        </w:rPr>
-        <w:t xml:space="preserve"> </w:t>
+        <w:t xml:space="preserve"> in legislatures. One is communicative distrust: when there's a history of dominance between groups, that history breeds inattention from the powerful and distrust from the marginalized. Non-descriptive representatives may simply be unable to serve as effective surrogates, because the vertical communication between representatives and constituents that responsiveness depends on has broken down. Shared experience helps repair that channel. Mansbridge’s second factor is uncrystallized interests: the excluded group’s interests haven’t been in her view been articulated. This is especially important in moments of policy innovation or when issues affecting the excluded group are new to the political agenda. In this case, parties haven't organized around them, candidates haven't taken public positions. Descriptive representatives here can help organize preferences into interests and inform deliberation on policy that will affect the excluded group — and themselves </w:t>
       </w:r>
       <w:r>
         <w:rPr>
@@ -1166,35 +1033,7 @@
           <w:szCs w:val="28"/>
         </w:rPr>
         <w:lastRenderedPageBreak/>
-        <w:t>can draw on shared experience</w:t>
-      </w:r>
-      <w:r>
-        <w:rPr>
-          <w:sz w:val="28"/>
-          <w:szCs w:val="28"/>
-        </w:rPr>
-        <w:t xml:space="preserve"> with the excluded group</w:t>
-      </w:r>
-      <w:r>
-        <w:rPr>
-          <w:sz w:val="28"/>
-          <w:szCs w:val="28"/>
-        </w:rPr>
-        <w:t xml:space="preserve"> </w:t>
-      </w:r>
-      <w:r>
-        <w:rPr>
-          <w:sz w:val="28"/>
-          <w:szCs w:val="28"/>
-        </w:rPr>
-        <w:t>to improve</w:t>
-      </w:r>
-      <w:r>
-        <w:rPr>
-          <w:sz w:val="28"/>
-          <w:szCs w:val="28"/>
-        </w:rPr>
-        <w:t xml:space="preserve"> horizontal communication with other legislators.</w:t>
+        <w:t>can draw on shared experience with the excluded group to improve horizontal communication with other legislators.</w:t>
       </w:r>
     </w:p>
     <w:p>
@@ -1337,14 +1176,7 @@
           <w:sz w:val="28"/>
           <w:szCs w:val="28"/>
         </w:rPr>
-        <w:t xml:space="preserve">actually </w:t>
-      </w:r>
-      <w:r>
-        <w:rPr>
-          <w:sz w:val="28"/>
-          <w:szCs w:val="28"/>
-        </w:rPr>
-        <w:t>something</w:t>
+        <w:t>actually something</w:t>
       </w:r>
       <w:proofErr w:type="gramEnd"/>
       <w:r>
@@ -1476,21 +1308,7 @@
           <w:sz w:val="28"/>
           <w:szCs w:val="28"/>
         </w:rPr>
-        <w:t xml:space="preserve"> manage to articulate their knowledge — through organizing, through testimony, through protest — the stigma attached to conviction, the racialization of criminality, operates to deflate their credibility as </w:t>
-      </w:r>
-      <w:r>
-        <w:rPr>
-          <w:sz w:val="28"/>
-          <w:szCs w:val="28"/>
-        </w:rPr>
-        <w:t xml:space="preserve">political </w:t>
-      </w:r>
-      <w:r>
-        <w:rPr>
-          <w:sz w:val="28"/>
-          <w:szCs w:val="28"/>
-        </w:rPr>
-        <w:t xml:space="preserve">speakers. Pottle calls these "uncredible knowers." That's what Fricker calls testimonial injustice: a speaker's knowledge is discounted because of prejudice tied to their social identity. </w:t>
+        <w:t xml:space="preserve"> manage to articulate their knowledge — through organizing, through testimony, through protest — the stigma attached to conviction, the racialization of criminality, operates to deflate their credibility as political speakers. Pottle calls these "uncredible knowers." That's what Fricker calls testimonial injustice: a speaker's knowledge is discounted because of prejudice tied to their social identity. </w:t>
       </w:r>
       <w:proofErr w:type="gramStart"/>
       <w:r>
@@ -1585,51 +1403,7 @@
           <w:sz w:val="28"/>
           <w:szCs w:val="28"/>
         </w:rPr>
-        <w:t xml:space="preserve"> descriptive representation matters. </w:t>
-      </w:r>
-      <w:r>
-        <w:rPr>
-          <w:sz w:val="28"/>
-          <w:szCs w:val="28"/>
-        </w:rPr>
-        <w:t xml:space="preserve">It seems that the degree to which carceral constituencies are descriptively represented, then, merits scrutiny. </w:t>
-      </w:r>
-      <w:r>
-        <w:rPr>
-          <w:sz w:val="28"/>
-          <w:szCs w:val="28"/>
-        </w:rPr>
-        <w:t xml:space="preserve">But the carceral case suggests that what looks like a problem of descriptive underrepresentation </w:t>
-      </w:r>
-      <w:r>
-        <w:rPr>
-          <w:sz w:val="28"/>
-          <w:szCs w:val="28"/>
-        </w:rPr>
-        <w:t>may</w:t>
-      </w:r>
-      <w:r>
-        <w:rPr>
-          <w:sz w:val="28"/>
-          <w:szCs w:val="28"/>
-        </w:rPr>
-        <w:t xml:space="preserve"> </w:t>
-      </w:r>
-      <w:proofErr w:type="spellStart"/>
-      <w:r>
-        <w:rPr>
-          <w:sz w:val="28"/>
-          <w:szCs w:val="28"/>
-        </w:rPr>
-        <w:t>also</w:t>
-      </w:r>
-      <w:proofErr w:type="spellEnd"/>
-      <w:r>
-        <w:rPr>
-          <w:sz w:val="28"/>
-          <w:szCs w:val="28"/>
-        </w:rPr>
-        <w:t xml:space="preserve">, and maybe more fundamentally, a problem of epistemic exclusion. </w:t>
+        <w:t xml:space="preserve"> descriptive representation matters. It seems that the degree to which carceral constituencies are descriptively represented, then, merits scrutiny. But the carceral case suggests that what looks like a problem of descriptive underrepresentation may also, and maybe more fundamentally, a problem of epistemic exclusion. </w:t>
       </w:r>
     </w:p>
     <w:p>
@@ -1652,14 +1426,7 @@
           <w:sz w:val="28"/>
           <w:szCs w:val="28"/>
         </w:rPr>
-        <w:t xml:space="preserve"> level with you – the tests or chapters I’m going to present now can’t necessarily speak to all of this. But the literature on descriptive representation and on policy feedback effects of the carceral state suggest that </w:t>
-      </w:r>
-      <w:r>
-        <w:rPr>
-          <w:sz w:val="28"/>
-          <w:szCs w:val="28"/>
-        </w:rPr>
-        <w:t xml:space="preserve">descriptive representatives may be positioned to </w:t>
+        <w:t xml:space="preserve"> level with you – the tests or chapters I’m going to present now can’t necessarily speak to all of this. But the literature on descriptive representation and on policy feedback effects of the carceral state suggest that descriptive representatives may be positioned to </w:t>
       </w:r>
       <w:r>
         <w:rPr>
@@ -3519,6 +3286,7 @@
   <w:style w:type="character" w:default="1" w:styleId="DefaultParagraphFont">
     <w:name w:val="Default Paragraph Font"/>
     <w:uiPriority w:val="1"/>
+    <w:semiHidden/>
     <w:unhideWhenUsed/>
   </w:style>
   <w:style w:type="table" w:default="1" w:styleId="TableNormal">
